--- a/atelier/atelier_068.docx
+++ b/atelier/atelier_068.docx
@@ -441,7 +441,7 @@
           </w:tcPr>
           <w:p>
             <w:r>
-              <w:t xml:space="preserve">Déploiement via main posé (#63) — on tague ce qui part en prod</w:t>
+              <w:t xml:space="preserve">Déploiement via main posé — on tague ce qui part en prod</w:t>
             </w:r>
           </w:p>
         </w:tc>
@@ -587,7 +587,7 @@
         <w:spacing w:after="80"/>
       </w:pPr>
       <w:r>
-        <w:t xml:space="preserve">Ancrer le tag sur main, jamais ailleurs : on tague le commit de main qui part en prod (cohérent avec #63). Une version taguée sur une branche de feature ne veut rien dire — elle pointe un état qui n’a pas été validé. Le tag suit la source de vérité.</w:t>
+        <w:t xml:space="preserve">Ancrer le tag sur main, jamais ailleurs : on tague le commit de main qui part en prod (cohérent avec). Une version taguée sur une branche de feature ne veut rien dire — elle pointe un état qui n’a pas été validé. Le tag suit la source de vérité.</w:t>
       </w:r>
     </w:p>
     <w:p>
@@ -648,7 +648,7 @@
                 <w:sz w:val="18"/>
                 <w:szCs w:val="18"/>
               </w:rPr>
-              <w:t xml:space="preserve">#    (le tag nomme un état réel, pas un brouillon)</w:t>
+              <w:t xml:space="preserve"># (le tag nomme un état réel, pas un brouillon)</w:t>
             </w:r>
           </w:p>
           <w:p>
@@ -678,37 +678,37 @@
                 <w:sz w:val="18"/>
                 <w:szCs w:val="18"/>
               </w:rPr>
-              <w:t xml:space="preserve">#    Deploy &gt; Releases &gt; New release</w:t>
-            </w:r>
-          </w:p>
-          <w:p>
-            <w:r>
-              <w:rPr>
-                <w:rFonts w:ascii="Consolas" w:cs="Consolas" w:eastAsia="Consolas" w:hAnsi="Consolas"/>
-                <w:sz w:val="18"/>
-                <w:szCs w:val="18"/>
-              </w:rPr>
-              <w:t xml:space="preserve">#      Tag name        : v1.0.0   (créé depuis main)</w:t>
-            </w:r>
-          </w:p>
-          <w:p>
-            <w:r>
-              <w:rPr>
-                <w:rFonts w:ascii="Consolas" w:cs="Consolas" w:eastAsia="Consolas" w:hAnsi="Consolas"/>
-                <w:sz w:val="18"/>
-                <w:szCs w:val="18"/>
-              </w:rPr>
-              <w:t xml:space="preserve">#      Release title   : v1.0.0 — première version taguée</w:t>
-            </w:r>
-          </w:p>
-          <w:p>
-            <w:r>
-              <w:rPr>
-                <w:rFonts w:ascii="Consolas" w:cs="Consolas" w:eastAsia="Consolas" w:hAnsi="Consolas"/>
-                <w:sz w:val="18"/>
-                <w:szCs w:val="18"/>
-              </w:rPr>
-              <w:t xml:space="preserve">#      Milestone/notes : ce que contient cette version</w:t>
+              <w:t xml:space="preserve"># Deploy &gt; Releases &gt; New release</w:t>
+            </w:r>
+          </w:p>
+          <w:p>
+            <w:r>
+              <w:rPr>
+                <w:rFonts w:ascii="Consolas" w:cs="Consolas" w:eastAsia="Consolas" w:hAnsi="Consolas"/>
+                <w:sz w:val="18"/>
+                <w:szCs w:val="18"/>
+              </w:rPr>
+              <w:t xml:space="preserve"># Tag name : v1.0.0 (créé depuis main)</w:t>
+            </w:r>
+          </w:p>
+          <w:p>
+            <w:r>
+              <w:rPr>
+                <w:rFonts w:ascii="Consolas" w:cs="Consolas" w:eastAsia="Consolas" w:hAnsi="Consolas"/>
+                <w:sz w:val="18"/>
+                <w:szCs w:val="18"/>
+              </w:rPr>
+              <w:t xml:space="preserve"># Release title : v1.0.0 — première version taguée</w:t>
+            </w:r>
+          </w:p>
+          <w:p>
+            <w:r>
+              <w:rPr>
+                <w:rFonts w:ascii="Consolas" w:cs="Consolas" w:eastAsia="Consolas" w:hAnsi="Consolas"/>
+                <w:sz w:val="18"/>
+                <w:szCs w:val="18"/>
+              </w:rPr>
+              <w:t xml:space="preserve"># Milestone/notes : ce que contient cette version</w:t>
             </w:r>
           </w:p>
           <w:p>
@@ -778,27 +778,27 @@
                 <w:sz w:val="18"/>
                 <w:szCs w:val="18"/>
               </w:rPr>
-              <w:t xml:space="preserve">#   PATCH (1.0.1) : correctif, aucun changement de comportement visible</w:t>
-            </w:r>
-          </w:p>
-          <w:p>
-            <w:r>
-              <w:rPr>
-                <w:rFonts w:ascii="Consolas" w:cs="Consolas" w:eastAsia="Consolas" w:hAnsi="Consolas"/>
-                <w:sz w:val="18"/>
-                <w:szCs w:val="18"/>
-              </w:rPr>
-              <w:t xml:space="preserve">#   MINOR (1.1.0) : nouvelle capacité, rétrocompatible</w:t>
-            </w:r>
-          </w:p>
-          <w:p>
-            <w:r>
-              <w:rPr>
-                <w:rFonts w:ascii="Consolas" w:cs="Consolas" w:eastAsia="Consolas" w:hAnsi="Consolas"/>
-                <w:sz w:val="18"/>
-                <w:szCs w:val="18"/>
-              </w:rPr>
-              <w:t xml:space="preserve">#   MAJOR (2.0.0) : rupture, les consommateurs doivent adapter</w:t>
+              <w:t xml:space="preserve"># PATCH (1.0.1) : correctif, aucun changement de comportement visible</w:t>
+            </w:r>
+          </w:p>
+          <w:p>
+            <w:r>
+              <w:rPr>
+                <w:rFonts w:ascii="Consolas" w:cs="Consolas" w:eastAsia="Consolas" w:hAnsi="Consolas"/>
+                <w:sz w:val="18"/>
+                <w:szCs w:val="18"/>
+              </w:rPr>
+              <w:t xml:space="preserve"># MINOR (1.1.0) : nouvelle capacité, rétrocompatible</w:t>
+            </w:r>
+          </w:p>
+          <w:p>
+            <w:r>
+              <w:rPr>
+                <w:rFonts w:ascii="Consolas" w:cs="Consolas" w:eastAsia="Consolas" w:hAnsi="Consolas"/>
+                <w:sz w:val="18"/>
+                <w:szCs w:val="18"/>
+              </w:rPr>
+              <w:t xml:space="preserve"># MAJOR (2.0.0) : rupture, les consommateurs doivent adapter</w:t>
             </w:r>
           </w:p>
         </w:tc>
